--- a/Projektantrag/Projektantrag.docx
+++ b/Projektantrag/Projektantrag.docx
@@ -21,12 +21,6 @@
           <w:insideV w:val="single" w:sz="4" w:space="0" w:color="929292"/>
         </w:tblBorders>
         <w:tblLayout w:type="fixed"/>
-        <w:tblCellMar>
-          <w:top w:w="0" w:type="dxa"/>
-          <w:left w:w="0" w:type="dxa"/>
-          <w:bottom w:w="0" w:type="dxa"/>
-          <w:right w:w="0" w:type="dxa"/>
-        </w:tblCellMar>
         <w:tblLook w:val="04A0" w:firstRow="1" w:lastRow="0" w:firstColumn="1" w:lastColumn="0" w:noHBand="0" w:noVBand="1"/>
       </w:tblPr>
       <w:tblGrid>
@@ -34,14 +28,6 @@
         <w:gridCol w:w="7161"/>
       </w:tblGrid>
       <w:tr>
-        <w:tblPrEx>
-          <w:tblCellMar>
-            <w:top w:w="0" w:type="dxa"/>
-            <w:left w:w="0" w:type="dxa"/>
-            <w:bottom w:w="0" w:type="dxa"/>
-            <w:right w:w="0" w:type="dxa"/>
-          </w:tblCellMar>
-        </w:tblPrEx>
         <w:trPr>
           <w:trHeight w:val="361"/>
         </w:trPr>
@@ -79,14 +65,6 @@
         </w:tc>
       </w:tr>
       <w:tr>
-        <w:tblPrEx>
-          <w:tblCellMar>
-            <w:top w:w="0" w:type="dxa"/>
-            <w:left w:w="0" w:type="dxa"/>
-            <w:bottom w:w="0" w:type="dxa"/>
-            <w:right w:w="0" w:type="dxa"/>
-          </w:tblCellMar>
-        </w:tblPrEx>
         <w:trPr>
           <w:trHeight w:val="244"/>
         </w:trPr>
@@ -143,14 +121,6 @@
         </w:tc>
       </w:tr>
       <w:tr>
-        <w:tblPrEx>
-          <w:tblCellMar>
-            <w:top w:w="0" w:type="dxa"/>
-            <w:left w:w="0" w:type="dxa"/>
-            <w:bottom w:w="0" w:type="dxa"/>
-            <w:right w:w="0" w:type="dxa"/>
-          </w:tblCellMar>
-        </w:tblPrEx>
         <w:trPr>
           <w:trHeight w:val="294"/>
         </w:trPr>
@@ -176,14 +146,6 @@
         </w:tc>
       </w:tr>
       <w:tr>
-        <w:tblPrEx>
-          <w:tblCellMar>
-            <w:top w:w="0" w:type="dxa"/>
-            <w:left w:w="0" w:type="dxa"/>
-            <w:bottom w:w="0" w:type="dxa"/>
-            <w:right w:w="0" w:type="dxa"/>
-          </w:tblCellMar>
-        </w:tblPrEx>
         <w:trPr>
           <w:trHeight w:val="294"/>
         </w:trPr>
@@ -220,14 +182,6 @@
         </w:tc>
       </w:tr>
       <w:tr>
-        <w:tblPrEx>
-          <w:tblCellMar>
-            <w:top w:w="0" w:type="dxa"/>
-            <w:left w:w="0" w:type="dxa"/>
-            <w:bottom w:w="0" w:type="dxa"/>
-            <w:right w:w="0" w:type="dxa"/>
-          </w:tblCellMar>
-        </w:tblPrEx>
         <w:trPr>
           <w:trHeight w:val="294"/>
         </w:trPr>
@@ -282,14 +236,6 @@
         </w:tc>
       </w:tr>
       <w:tr>
-        <w:tblPrEx>
-          <w:tblCellMar>
-            <w:top w:w="0" w:type="dxa"/>
-            <w:left w:w="0" w:type="dxa"/>
-            <w:bottom w:w="0" w:type="dxa"/>
-            <w:right w:w="0" w:type="dxa"/>
-          </w:tblCellMar>
-        </w:tblPrEx>
         <w:trPr>
           <w:trHeight w:val="294"/>
         </w:trPr>
@@ -344,14 +290,6 @@
         </w:tc>
       </w:tr>
       <w:tr>
-        <w:tblPrEx>
-          <w:tblCellMar>
-            <w:top w:w="0" w:type="dxa"/>
-            <w:left w:w="0" w:type="dxa"/>
-            <w:bottom w:w="0" w:type="dxa"/>
-            <w:right w:w="0" w:type="dxa"/>
-          </w:tblCellMar>
-        </w:tblPrEx>
         <w:trPr>
           <w:trHeight w:val="294"/>
         </w:trPr>
@@ -377,14 +315,6 @@
         </w:tc>
       </w:tr>
       <w:tr>
-        <w:tblPrEx>
-          <w:tblCellMar>
-            <w:top w:w="0" w:type="dxa"/>
-            <w:left w:w="0" w:type="dxa"/>
-            <w:bottom w:w="0" w:type="dxa"/>
-            <w:right w:w="0" w:type="dxa"/>
-          </w:tblCellMar>
-        </w:tblPrEx>
         <w:trPr>
           <w:trHeight w:val="294"/>
         </w:trPr>
@@ -421,14 +351,6 @@
         </w:tc>
       </w:tr>
       <w:tr>
-        <w:tblPrEx>
-          <w:tblCellMar>
-            <w:top w:w="0" w:type="dxa"/>
-            <w:left w:w="0" w:type="dxa"/>
-            <w:bottom w:w="0" w:type="dxa"/>
-            <w:right w:w="0" w:type="dxa"/>
-          </w:tblCellMar>
-        </w:tblPrEx>
         <w:trPr>
           <w:trHeight w:val="294"/>
         </w:trPr>
@@ -483,14 +405,6 @@
         </w:tc>
       </w:tr>
       <w:tr>
-        <w:tblPrEx>
-          <w:tblCellMar>
-            <w:top w:w="0" w:type="dxa"/>
-            <w:left w:w="0" w:type="dxa"/>
-            <w:bottom w:w="0" w:type="dxa"/>
-            <w:right w:w="0" w:type="dxa"/>
-          </w:tblCellMar>
-        </w:tblPrEx>
         <w:trPr>
           <w:trHeight w:val="645"/>
         </w:trPr>
@@ -539,25 +453,17 @@
           </w:tcPr>
           <w:p>
             <w:r>
-              <w:t>Patrick Genböck, Ruben Wildberger, Lennart Sock, Theodor R</w:t>
+              <w:t xml:space="preserve">Patrick Genböck, Ruben Wildberger, Lennart Sock, Theodor </w:t>
             </w:r>
             <w:proofErr w:type="spellStart"/>
             <w:r>
-              <w:t>ekrut</w:t>
+              <w:t>Rekrut</w:t>
             </w:r>
             <w:proofErr w:type="spellEnd"/>
           </w:p>
         </w:tc>
       </w:tr>
       <w:tr>
-        <w:tblPrEx>
-          <w:tblCellMar>
-            <w:top w:w="0" w:type="dxa"/>
-            <w:left w:w="0" w:type="dxa"/>
-            <w:bottom w:w="0" w:type="dxa"/>
-            <w:right w:w="0" w:type="dxa"/>
-          </w:tblCellMar>
-        </w:tblPrEx>
         <w:trPr>
           <w:trHeight w:val="498"/>
         </w:trPr>
@@ -617,14 +523,6 @@
         </w:tc>
       </w:tr>
       <w:tr>
-        <w:tblPrEx>
-          <w:tblCellMar>
-            <w:top w:w="0" w:type="dxa"/>
-            <w:left w:w="0" w:type="dxa"/>
-            <w:bottom w:w="0" w:type="dxa"/>
-            <w:right w:w="0" w:type="dxa"/>
-          </w:tblCellMar>
-        </w:tblPrEx>
         <w:trPr>
           <w:trHeight w:val="294"/>
         </w:trPr>
@@ -668,14 +566,6 @@
         </w:tc>
       </w:tr>
       <w:tr>
-        <w:tblPrEx>
-          <w:tblCellMar>
-            <w:top w:w="0" w:type="dxa"/>
-            <w:left w:w="0" w:type="dxa"/>
-            <w:bottom w:w="0" w:type="dxa"/>
-            <w:right w:w="0" w:type="dxa"/>
-          </w:tblCellMar>
-        </w:tblPrEx>
         <w:trPr>
           <w:trHeight w:val="294"/>
         </w:trPr>
@@ -712,14 +602,6 @@
         </w:tc>
       </w:tr>
       <w:tr>
-        <w:tblPrEx>
-          <w:tblCellMar>
-            <w:top w:w="0" w:type="dxa"/>
-            <w:left w:w="0" w:type="dxa"/>
-            <w:bottom w:w="0" w:type="dxa"/>
-            <w:right w:w="0" w:type="dxa"/>
-          </w:tblCellMar>
-        </w:tblPrEx>
         <w:trPr>
           <w:trHeight w:val="1616"/>
         </w:trPr>
@@ -767,12 +649,9 @@
             </w:tcMar>
           </w:tcPr>
           <w:p>
-            <w:r>
-              <w:t xml:space="preserve">Das Projekt </w:t>
-            </w:r>
             <w:proofErr w:type="spellStart"/>
             <w:r>
-              <w:t>Sendit</w:t>
+              <w:t>Motorradfahrer</w:t>
             </w:r>
             <w:proofErr w:type="spellEnd"/>
             <w:r>
@@ -780,104 +659,13 @@
             </w:r>
             <w:proofErr w:type="spellStart"/>
             <w:r>
-              <w:t>ist</w:t>
+              <w:t>vernetzten</w:t>
             </w:r>
             <w:proofErr w:type="spellEnd"/>
-            <w:r>
-              <w:t xml:space="preserve"> </w:t>
-            </w:r>
-            <w:proofErr w:type="spellStart"/>
-            <w:r>
-              <w:t>dafür</w:t>
-            </w:r>
-            <w:proofErr w:type="spellEnd"/>
-            <w:r>
-              <w:t xml:space="preserve"> </w:t>
-            </w:r>
-            <w:proofErr w:type="spellStart"/>
-            <w:r>
-              <w:t>gedacht</w:t>
-            </w:r>
-            <w:proofErr w:type="spellEnd"/>
-            <w:r>
-              <w:t xml:space="preserve"> um </w:t>
-            </w:r>
-            <w:proofErr w:type="spellStart"/>
-            <w:r>
-              <w:t>andere</w:t>
-            </w:r>
-            <w:proofErr w:type="spellEnd"/>
-            <w:r>
-              <w:t xml:space="preserve"> Fahrer </w:t>
-            </w:r>
-            <w:proofErr w:type="spellStart"/>
-            <w:r>
-              <w:t>zu</w:t>
-            </w:r>
-            <w:proofErr w:type="spellEnd"/>
-            <w:r>
-              <w:t xml:space="preserve"> </w:t>
-            </w:r>
-            <w:proofErr w:type="spellStart"/>
-            <w:r>
-              <w:t>finden</w:t>
-            </w:r>
-            <w:proofErr w:type="spellEnd"/>
-            <w:r>
-              <w:t xml:space="preserve"> </w:t>
-            </w:r>
-            <w:proofErr w:type="spellStart"/>
-            <w:r>
-              <w:t>damit</w:t>
-            </w:r>
-            <w:proofErr w:type="spellEnd"/>
-            <w:r>
-              <w:t xml:space="preserve"> man nicht </w:t>
-            </w:r>
-            <w:proofErr w:type="spellStart"/>
-            <w:r>
-              <w:t>allein</w:t>
-            </w:r>
-            <w:proofErr w:type="spellEnd"/>
-            <w:r>
-              <w:t xml:space="preserve"> Fahren muss und um seine </w:t>
-            </w:r>
-            <w:proofErr w:type="spellStart"/>
-            <w:r>
-              <w:t>Fahrstatistiken</w:t>
-            </w:r>
-            <w:proofErr w:type="spellEnd"/>
-            <w:r>
-              <w:t xml:space="preserve"> </w:t>
-            </w:r>
-            <w:proofErr w:type="spellStart"/>
-            <w:r>
-              <w:t>zu</w:t>
-            </w:r>
-            <w:proofErr w:type="spellEnd"/>
-            <w:r>
-              <w:t xml:space="preserve"> </w:t>
-            </w:r>
-            <w:proofErr w:type="spellStart"/>
-            <w:r>
-              <w:t>tracken</w:t>
-            </w:r>
-            <w:proofErr w:type="spellEnd"/>
-            <w:r>
-              <w:t>.</w:t>
-            </w:r>
           </w:p>
         </w:tc>
       </w:tr>
       <w:tr>
-        <w:tblPrEx>
-          <w:tblCellMar>
-            <w:top w:w="0" w:type="dxa"/>
-            <w:left w:w="0" w:type="dxa"/>
-            <w:bottom w:w="0" w:type="dxa"/>
-            <w:right w:w="0" w:type="dxa"/>
-          </w:tblCellMar>
-        </w:tblPrEx>
         <w:trPr>
           <w:trHeight w:val="1683"/>
         </w:trPr>
@@ -934,65 +722,25 @@
           </w:tcPr>
           <w:p>
             <w:r>
-              <w:t xml:space="preserve">Login, API´s(Map und </w:t>
+              <w:t xml:space="preserve">Gamification, Externe </w:t>
             </w:r>
             <w:proofErr w:type="spellStart"/>
             <w:r>
-              <w:t>Tempolimits</w:t>
+              <w:t>Schnittstellen</w:t>
             </w:r>
             <w:proofErr w:type="spellEnd"/>
             <w:r>
-              <w:t xml:space="preserve">), </w:t>
+              <w:t xml:space="preserve"> </w:t>
             </w:r>
             <w:proofErr w:type="spellStart"/>
             <w:r>
-              <w:t>Iphone</w:t>
-            </w:r>
-            <w:proofErr w:type="spellEnd"/>
-            <w:r>
-              <w:t xml:space="preserve"> Speed and G´s tracker </w:t>
-            </w:r>
-            <w:proofErr w:type="spellStart"/>
-            <w:r>
-              <w:t>implementieren</w:t>
-            </w:r>
-            <w:proofErr w:type="spellEnd"/>
-            <w:r>
-              <w:t xml:space="preserve">, </w:t>
-            </w:r>
-            <w:proofErr w:type="spellStart"/>
-            <w:r>
-              <w:t>Punktesystem</w:t>
-            </w:r>
-            <w:proofErr w:type="spellEnd"/>
-            <w:r>
-              <w:t xml:space="preserve"> </w:t>
-            </w:r>
-            <w:proofErr w:type="spellStart"/>
-            <w:r>
-              <w:t>mit</w:t>
-            </w:r>
-            <w:proofErr w:type="spellEnd"/>
-            <w:r>
-              <w:t xml:space="preserve"> multiplicator, </w:t>
-            </w:r>
-            <w:proofErr w:type="spellStart"/>
-            <w:r>
-              <w:t>Zeitrennen</w:t>
+              <w:t>verbinden</w:t>
             </w:r>
             <w:proofErr w:type="spellEnd"/>
           </w:p>
         </w:tc>
       </w:tr>
       <w:tr>
-        <w:tblPrEx>
-          <w:tblCellMar>
-            <w:top w:w="0" w:type="dxa"/>
-            <w:left w:w="0" w:type="dxa"/>
-            <w:bottom w:w="0" w:type="dxa"/>
-            <w:right w:w="0" w:type="dxa"/>
-          </w:tblCellMar>
-        </w:tblPrEx>
         <w:trPr>
           <w:trHeight w:val="1475"/>
         </w:trPr>
@@ -1061,14 +809,6 @@
         </w:tc>
       </w:tr>
       <w:tr>
-        <w:tblPrEx>
-          <w:tblCellMar>
-            <w:top w:w="0" w:type="dxa"/>
-            <w:left w:w="0" w:type="dxa"/>
-            <w:bottom w:w="0" w:type="dxa"/>
-            <w:right w:w="0" w:type="dxa"/>
-          </w:tblCellMar>
-        </w:tblPrEx>
         <w:trPr>
           <w:trHeight w:val="1354"/>
         </w:trPr>
@@ -1125,15 +865,7 @@
             </w:r>
             <w:proofErr w:type="spellEnd"/>
             <w:r>
-              <w:t xml:space="preserve"> </w:t>
-            </w:r>
-            <w:proofErr w:type="spellStart"/>
-            <w:r>
-              <w:t>teuer</w:t>
-            </w:r>
-            <w:proofErr w:type="spellEnd"/>
-            <w:r>
-              <w:t xml:space="preserve"> </w:t>
+              <w:t xml:space="preserve"> teuer </w:t>
             </w:r>
             <w:proofErr w:type="spellStart"/>
             <w:r>
